--- a/templates/Resume - Adrian Turion.docx
+++ b/templates/Resume - Adrian Turion.docx
@@ -16,8 +16,8 @@
       <w:tblGrid>
         <w:gridCol w:w="2360"/>
         <w:gridCol w:w="4303"/>
-        <w:gridCol w:w="3260"/>
-        <w:gridCol w:w="1296"/>
+        <w:gridCol w:w="3332"/>
+        <w:gridCol w:w="1224"/>
       </w:tblGrid>
       <w:tr>
         <w:trPr>
@@ -53,7 +53,7 @@
         </w:tc>
         <w:tc>
           <w:tcPr>
-            <w:tcW w:w="3260" w:type="dxa"/>
+            <w:tcW w:w="3332" w:type="dxa"/>
             <w:tcBorders>
               <w:bottom w:val="single" w:sz="12" w:space="0" w:color="auto"/>
             </w:tcBorders>
@@ -94,8 +94,11 @@
         </w:tc>
         <w:tc>
           <w:tcPr>
-            <w:tcW w:w="1296" w:type="dxa"/>
+            <w:tcW w:w="1224" w:type="dxa"/>
             <w:vMerge w:val="restart"/>
+            <w:tcBorders>
+              <w:bottom w:val="single" w:sz="8" w:space="0" w:color="000000" w:themeColor="text1"/>
+            </w:tcBorders>
           </w:tcPr>
           <w:p>
             <w:pPr>
@@ -114,9 +117,9 @@
                 <w:noProof/>
               </w:rPr>
               <w:drawing>
-                <wp:inline distT="0" distB="0" distL="0" distR="0" wp14:anchorId="35333B70" wp14:editId="195A528C">
-                  <wp:extent cx="744513" cy="919063"/>
-                  <wp:effectExtent l="0" t="0" r="0" b="0"/>
+                <wp:inline distT="0" distB="0" distL="0" distR="0" wp14:anchorId="35333B70" wp14:editId="5E5D6C55">
+                  <wp:extent cx="701357" cy="865789"/>
+                  <wp:effectExtent l="0" t="0" r="3810" b="0"/>
                   <wp:docPr id="347829948" name="Picture 1" descr="profile image"/>
                   <wp:cNvGraphicFramePr>
                     <a:graphicFrameLocks xmlns:a="http://schemas.openxmlformats.org/drawingml/2006/main" noChangeAspect="1"/>
@@ -146,7 +149,7 @@
                         <pic:spPr bwMode="auto">
                           <a:xfrm>
                             <a:off x="0" y="0"/>
-                            <a:ext cx="780231" cy="963155"/>
+                            <a:ext cx="737146" cy="909969"/>
                           </a:xfrm>
                           <a:prstGeom prst="rect">
                             <a:avLst/>
@@ -221,7 +224,7 @@
         </w:tc>
         <w:tc>
           <w:tcPr>
-            <w:tcW w:w="3260" w:type="dxa"/>
+            <w:tcW w:w="3332" w:type="dxa"/>
             <w:tcBorders>
               <w:top w:val="single" w:sz="12" w:space="0" w:color="auto"/>
             </w:tcBorders>
@@ -249,8 +252,11 @@
         </w:tc>
         <w:tc>
           <w:tcPr>
-            <w:tcW w:w="1296" w:type="dxa"/>
+            <w:tcW w:w="1224" w:type="dxa"/>
             <w:vMerge/>
+            <w:tcBorders>
+              <w:bottom w:val="single" w:sz="8" w:space="0" w:color="000000" w:themeColor="text1"/>
+            </w:tcBorders>
             <w:vAlign w:val="bottom"/>
           </w:tcPr>
           <w:p>
@@ -299,7 +305,7 @@
         </w:tc>
         <w:tc>
           <w:tcPr>
-            <w:tcW w:w="3260" w:type="dxa"/>
+            <w:tcW w:w="3332" w:type="dxa"/>
           </w:tcPr>
           <w:p>
             <w:pPr>
@@ -315,8 +321,11 @@
         </w:tc>
         <w:tc>
           <w:tcPr>
-            <w:tcW w:w="1296" w:type="dxa"/>
+            <w:tcW w:w="1224" w:type="dxa"/>
             <w:vMerge/>
+            <w:tcBorders>
+              <w:bottom w:val="single" w:sz="8" w:space="0" w:color="000000" w:themeColor="text1"/>
+            </w:tcBorders>
           </w:tcPr>
           <w:p>
             <w:pPr>
@@ -340,6 +349,9 @@
           <w:tcPr>
             <w:tcW w:w="6663" w:type="dxa"/>
             <w:gridSpan w:val="2"/>
+            <w:tcBorders>
+              <w:bottom w:val="single" w:sz="8" w:space="0" w:color="000000" w:themeColor="text1"/>
+            </w:tcBorders>
           </w:tcPr>
           <w:p>
             <w:pPr>
@@ -349,7 +361,6 @@
                 <w:b/>
                 <w:sz w:val="20"/>
                 <w:szCs w:val="20"/>
-                <w:u w:val="single"/>
               </w:rPr>
             </w:pPr>
             <w:r>
@@ -358,7 +369,6 @@
                 <w:b/>
                 <w:sz w:val="20"/>
                 <w:szCs w:val="20"/>
-                <w:u w:val="single"/>
               </w:rPr>
               <w:t>INTRODUCTION</w:t>
             </w:r>
@@ -366,7 +376,10 @@
         </w:tc>
         <w:tc>
           <w:tcPr>
-            <w:tcW w:w="3260" w:type="dxa"/>
+            <w:tcW w:w="3332" w:type="dxa"/>
+            <w:tcBorders>
+              <w:bottom w:val="single" w:sz="8" w:space="0" w:color="000000" w:themeColor="text1"/>
+            </w:tcBorders>
           </w:tcPr>
           <w:p>
             <w:pPr>
@@ -382,8 +395,11 @@
         </w:tc>
         <w:tc>
           <w:tcPr>
-            <w:tcW w:w="1296" w:type="dxa"/>
+            <w:tcW w:w="1224" w:type="dxa"/>
             <w:vMerge/>
+            <w:tcBorders>
+              <w:bottom w:val="single" w:sz="8" w:space="0" w:color="000000" w:themeColor="text1"/>
+            </w:tcBorders>
           </w:tcPr>
           <w:p>
             <w:pPr>
@@ -477,6 +493,9 @@
           <w:tcPr>
             <w:tcW w:w="6663" w:type="dxa"/>
             <w:gridSpan w:val="2"/>
+            <w:tcBorders>
+              <w:bottom w:val="single" w:sz="8" w:space="0" w:color="000000" w:themeColor="text1"/>
+            </w:tcBorders>
           </w:tcPr>
           <w:p>
             <w:pPr>
@@ -486,7 +505,6 @@
                 <w:b/>
                 <w:sz w:val="20"/>
                 <w:szCs w:val="20"/>
-                <w:u w:val="single"/>
               </w:rPr>
             </w:pPr>
             <w:r>
@@ -495,7 +513,6 @@
                 <w:b/>
                 <w:sz w:val="20"/>
                 <w:szCs w:val="20"/>
-                <w:u w:val="single"/>
               </w:rPr>
               <w:t>WORK EXPERIENCE</w:t>
             </w:r>
@@ -505,6 +522,9 @@
           <w:tcPr>
             <w:tcW w:w="4556" w:type="dxa"/>
             <w:gridSpan w:val="2"/>
+            <w:tcBorders>
+              <w:bottom w:val="single" w:sz="8" w:space="0" w:color="000000" w:themeColor="text1"/>
+            </w:tcBorders>
           </w:tcPr>
           <w:p>
             <w:pPr>
@@ -528,6 +548,9 @@
           <w:tcPr>
             <w:tcW w:w="6663" w:type="dxa"/>
             <w:gridSpan w:val="2"/>
+            <w:tcBorders>
+              <w:top w:val="single" w:sz="8" w:space="0" w:color="000000" w:themeColor="text1"/>
+            </w:tcBorders>
           </w:tcPr>
           <w:p>
             <w:pPr>
@@ -691,6 +714,9 @@
           <w:tcPr>
             <w:tcW w:w="4556" w:type="dxa"/>
             <w:gridSpan w:val="2"/>
+            <w:tcBorders>
+              <w:top w:val="single" w:sz="8" w:space="0" w:color="000000" w:themeColor="text1"/>
+            </w:tcBorders>
           </w:tcPr>
           <w:p>
             <w:pPr>
@@ -1241,7 +1267,34 @@
                 <w:sz w:val="20"/>
                 <w:szCs w:val="20"/>
               </w:rPr>
-              <w:t>Apr 2024 – Aug 2024</w:t>
+              <w:t>Apr 202</w:t>
+            </w:r>
+            <w:r>
+              <w:rPr>
+                <w:rFonts w:ascii="Times New Roman" w:hAnsi="Times New Roman"/>
+                <w:i/>
+                <w:sz w:val="20"/>
+                <w:szCs w:val="20"/>
+              </w:rPr>
+              <w:t>3</w:t>
+            </w:r>
+            <w:r>
+              <w:rPr>
+                <w:rFonts w:ascii="Times New Roman" w:hAnsi="Times New Roman"/>
+                <w:i/>
+                <w:sz w:val="20"/>
+                <w:szCs w:val="20"/>
+              </w:rPr>
+              <w:t xml:space="preserve"> – Aug 202</w:t>
+            </w:r>
+            <w:r>
+              <w:rPr>
+                <w:rFonts w:ascii="Times New Roman" w:hAnsi="Times New Roman"/>
+                <w:i/>
+                <w:sz w:val="20"/>
+                <w:szCs w:val="20"/>
+              </w:rPr>
+              <w:t>3</w:t>
             </w:r>
           </w:p>
         </w:tc>
@@ -1308,13 +1361,16 @@
       </w:tr>
       <w:tr>
         <w:trPr>
-          <w:trHeight w:val="144"/>
+          <w:trHeight w:val="23"/>
           <w:jc w:val="center"/>
         </w:trPr>
         <w:tc>
           <w:tcPr>
             <w:tcW w:w="11219" w:type="dxa"/>
             <w:gridSpan w:val="4"/>
+            <w:tcBorders>
+              <w:bottom w:val="single" w:sz="8" w:space="0" w:color="000000" w:themeColor="text1"/>
+            </w:tcBorders>
           </w:tcPr>
           <w:p>
             <w:pPr>
@@ -1325,7 +1381,6 @@
                 <w:b/>
                 <w:sz w:val="20"/>
                 <w:szCs w:val="20"/>
-                <w:u w:val="single"/>
               </w:rPr>
             </w:pPr>
             <w:r>
@@ -1334,7 +1389,6 @@
                 <w:b/>
                 <w:sz w:val="20"/>
                 <w:szCs w:val="20"/>
-                <w:u w:val="single"/>
               </w:rPr>
               <w:t>LEADERSHIP</w:t>
             </w:r>
@@ -1350,6 +1404,9 @@
           <w:tcPr>
             <w:tcW w:w="11219" w:type="dxa"/>
             <w:gridSpan w:val="4"/>
+            <w:tcBorders>
+              <w:top w:val="single" w:sz="8" w:space="0" w:color="000000" w:themeColor="text1"/>
+            </w:tcBorders>
           </w:tcPr>
           <w:p>
             <w:pPr>
@@ -1495,6 +1552,9 @@
           <w:tcPr>
             <w:tcW w:w="6663" w:type="dxa"/>
             <w:gridSpan w:val="2"/>
+            <w:tcBorders>
+              <w:bottom w:val="single" w:sz="8" w:space="0" w:color="000000" w:themeColor="text1"/>
+            </w:tcBorders>
           </w:tcPr>
           <w:p>
             <w:pPr>
@@ -1504,7 +1564,6 @@
                 <w:b/>
                 <w:sz w:val="20"/>
                 <w:szCs w:val="20"/>
-                <w:u w:val="single"/>
               </w:rPr>
             </w:pPr>
             <w:r>
@@ -1513,7 +1572,6 @@
                 <w:b/>
                 <w:sz w:val="20"/>
                 <w:szCs w:val="20"/>
-                <w:u w:val="single"/>
               </w:rPr>
               <w:t>EDUCATION</w:t>
             </w:r>
@@ -1523,6 +1581,9 @@
           <w:tcPr>
             <w:tcW w:w="4556" w:type="dxa"/>
             <w:gridSpan w:val="2"/>
+            <w:tcBorders>
+              <w:bottom w:val="single" w:sz="8" w:space="0" w:color="000000" w:themeColor="text1"/>
+            </w:tcBorders>
           </w:tcPr>
           <w:p>
             <w:pPr>
@@ -1546,6 +1607,9 @@
           <w:tcPr>
             <w:tcW w:w="6663" w:type="dxa"/>
             <w:gridSpan w:val="2"/>
+            <w:tcBorders>
+              <w:top w:val="single" w:sz="8" w:space="0" w:color="000000" w:themeColor="text1"/>
+            </w:tcBorders>
           </w:tcPr>
           <w:p>
             <w:pPr>
@@ -1592,6 +1656,9 @@
           <w:tcPr>
             <w:tcW w:w="4556" w:type="dxa"/>
             <w:gridSpan w:val="2"/>
+            <w:tcBorders>
+              <w:top w:val="single" w:sz="8" w:space="0" w:color="000000" w:themeColor="text1"/>
+            </w:tcBorders>
           </w:tcPr>
           <w:p>
             <w:pPr>
@@ -2066,6 +2133,9 @@
           <w:tcPr>
             <w:tcW w:w="11219" w:type="dxa"/>
             <w:gridSpan w:val="4"/>
+            <w:tcBorders>
+              <w:bottom w:val="single" w:sz="8" w:space="0" w:color="000000" w:themeColor="text1"/>
+            </w:tcBorders>
           </w:tcPr>
           <w:p>
             <w:pPr>
@@ -2076,7 +2146,6 @@
                 <w:b/>
                 <w:sz w:val="20"/>
                 <w:szCs w:val="20"/>
-                <w:u w:val="single"/>
               </w:rPr>
             </w:pPr>
             <w:r>
@@ -2085,7 +2154,6 @@
                 <w:b/>
                 <w:sz w:val="20"/>
                 <w:szCs w:val="20"/>
-                <w:u w:val="single"/>
               </w:rPr>
               <w:t>ADDITIONAL INFORMATION</w:t>
             </w:r>
@@ -2100,6 +2168,9 @@
         <w:tc>
           <w:tcPr>
             <w:tcW w:w="2360" w:type="dxa"/>
+            <w:tcBorders>
+              <w:top w:val="single" w:sz="8" w:space="0" w:color="000000" w:themeColor="text1"/>
+            </w:tcBorders>
           </w:tcPr>
           <w:p>
             <w:pPr>
@@ -2231,6 +2302,9 @@
           <w:tcPr>
             <w:tcW w:w="8859" w:type="dxa"/>
             <w:gridSpan w:val="3"/>
+            <w:tcBorders>
+              <w:top w:val="single" w:sz="8" w:space="0" w:color="000000" w:themeColor="text1"/>
+            </w:tcBorders>
           </w:tcPr>
           <w:p>
             <w:pPr>
@@ -2573,7 +2647,7 @@
       <w:headerReference w:type="first" r:id="rId13"/>
       <w:footerReference w:type="first" r:id="rId14"/>
       <w:pgSz w:w="12240" w:h="15840"/>
-      <w:pgMar w:top="680" w:right="454" w:bottom="284" w:left="454" w:header="0" w:footer="0" w:gutter="0"/>
+      <w:pgMar w:top="567" w:right="454" w:bottom="0" w:left="454" w:header="0" w:footer="0" w:gutter="0"/>
       <w:cols w:space="720"/>
       <w:docGrid w:linePitch="360"/>
     </w:sectPr>

--- a/templates/Resume - Adrian Turion.docx
+++ b/templates/Resume - Adrian Turion.docx
@@ -202,15 +202,15 @@
                 <w:sz w:val="20"/>
                 <w:szCs w:val="20"/>
               </w:rPr>
-              <w:t>turionadrian@gmail.com | Swiss national</w:t>
-            </w:r>
-            <w:r>
-              <w:rPr>
-                <w:rFonts w:ascii="Times New Roman" w:hAnsi="Times New Roman"/>
-                <w:sz w:val="20"/>
-                <w:szCs w:val="20"/>
-              </w:rPr>
-              <w:t xml:space="preserve"> | </w:t>
+              <w:t xml:space="preserve">turionadrian@gmail.com | Swiss </w:t>
+            </w:r>
+            <w:r>
+              <w:rPr>
+                <w:rFonts w:ascii="Times New Roman" w:hAnsi="Times New Roman"/>
+                <w:sz w:val="20"/>
+                <w:szCs w:val="20"/>
+              </w:rPr>
+              <w:t xml:space="preserve">| </w:t>
             </w:r>
             <w:r>
               <w:rPr>
@@ -438,7 +438,21 @@
                 <w:rFonts w:ascii="Times New Roman" w:hAnsi="Times New Roman"/>
                 <w:sz w:val="20"/>
               </w:rPr>
-              <w:t>[Your professional summary here - describe your background, expertise, and career goals]</w:t>
+              <w:t>[</w:t>
+            </w:r>
+            <w:r>
+              <w:rPr>
+                <w:rFonts w:ascii="Times New Roman" w:hAnsi="Times New Roman"/>
+                <w:sz w:val="20"/>
+              </w:rPr>
+              <w:t>INTRODUCTION</w:t>
+            </w:r>
+            <w:r>
+              <w:rPr>
+                <w:rFonts w:ascii="Times New Roman" w:hAnsi="Times New Roman"/>
+                <w:sz w:val="20"/>
+              </w:rPr>
+              <w:t>]</w:t>
             </w:r>
           </w:p>
         </w:tc>
@@ -792,14 +806,14 @@
                 <w:rFonts w:ascii="Times New Roman" w:hAnsi="Times New Roman"/>
                 <w:sz w:val="20"/>
               </w:rPr>
-              <w:t>[Describe your key responsibility or achievement here</w:t>
-            </w:r>
-            <w:r>
-              <w:rPr>
-                <w:rFonts w:ascii="Times New Roman" w:hAnsi="Times New Roman"/>
-                <w:sz w:val="20"/>
-              </w:rPr>
-              <w:t xml:space="preserve"> W1-B1</w:t>
+              <w:t>[</w:t>
+            </w:r>
+            <w:r>
+              <w:rPr>
+                <w:rFonts w:ascii="Times New Roman" w:hAnsi="Times New Roman"/>
+                <w:sz w:val="20"/>
+              </w:rPr>
+              <w:t>W1-B1</w:t>
             </w:r>
             <w:r>
               <w:rPr>
@@ -829,14 +843,14 @@
                 <w:rFonts w:ascii="Times New Roman" w:hAnsi="Times New Roman"/>
                 <w:sz w:val="20"/>
               </w:rPr>
-              <w:t>[Describe your key responsibility or achievement here</w:t>
-            </w:r>
-            <w:r>
-              <w:rPr>
-                <w:rFonts w:ascii="Times New Roman" w:hAnsi="Times New Roman"/>
-                <w:sz w:val="20"/>
-              </w:rPr>
-              <w:t xml:space="preserve"> W1-B2</w:t>
+              <w:t>[</w:t>
+            </w:r>
+            <w:r>
+              <w:rPr>
+                <w:rFonts w:ascii="Times New Roman" w:hAnsi="Times New Roman"/>
+                <w:sz w:val="20"/>
+              </w:rPr>
+              <w:t>W1-B2</w:t>
             </w:r>
             <w:r>
               <w:rPr>
@@ -866,14 +880,14 @@
                 <w:rFonts w:ascii="Times New Roman" w:hAnsi="Times New Roman"/>
                 <w:sz w:val="20"/>
               </w:rPr>
-              <w:t>[Describe your key responsibility or achievement here</w:t>
-            </w:r>
-            <w:r>
-              <w:rPr>
-                <w:rFonts w:ascii="Times New Roman" w:hAnsi="Times New Roman"/>
-                <w:sz w:val="20"/>
-              </w:rPr>
-              <w:t xml:space="preserve"> W1-B3</w:t>
+              <w:t>[</w:t>
+            </w:r>
+            <w:r>
+              <w:rPr>
+                <w:rFonts w:ascii="Times New Roman" w:hAnsi="Times New Roman"/>
+                <w:sz w:val="20"/>
+              </w:rPr>
+              <w:t>W1-B3</w:t>
             </w:r>
             <w:r>
               <w:rPr>
@@ -1104,14 +1118,14 @@
                 <w:rFonts w:ascii="Times New Roman" w:hAnsi="Times New Roman"/>
                 <w:sz w:val="20"/>
               </w:rPr>
-              <w:t>[Describe your key responsibility or achievement here</w:t>
-            </w:r>
-            <w:r>
-              <w:rPr>
-                <w:rFonts w:ascii="Times New Roman" w:hAnsi="Times New Roman"/>
-                <w:sz w:val="20"/>
-              </w:rPr>
-              <w:t xml:space="preserve"> W2-B1</w:t>
+              <w:t>[</w:t>
+            </w:r>
+            <w:r>
+              <w:rPr>
+                <w:rFonts w:ascii="Times New Roman" w:hAnsi="Times New Roman"/>
+                <w:sz w:val="20"/>
+              </w:rPr>
+              <w:t>W2-B1</w:t>
             </w:r>
             <w:r>
               <w:rPr>
@@ -1329,14 +1343,14 @@
                 <w:rFonts w:ascii="Times New Roman" w:hAnsi="Times New Roman"/>
                 <w:sz w:val="20"/>
               </w:rPr>
-              <w:t>[Describe your key responsibility or achievement here</w:t>
-            </w:r>
-            <w:r>
-              <w:rPr>
-                <w:rFonts w:ascii="Times New Roman" w:hAnsi="Times New Roman"/>
-                <w:sz w:val="20"/>
-              </w:rPr>
-              <w:t xml:space="preserve"> W3-B1</w:t>
+              <w:t>[</w:t>
+            </w:r>
+            <w:r>
+              <w:rPr>
+                <w:rFonts w:ascii="Times New Roman" w:hAnsi="Times New Roman"/>
+                <w:sz w:val="20"/>
+              </w:rPr>
+              <w:t>W3-B1</w:t>
             </w:r>
             <w:r>
               <w:rPr>
@@ -1428,14 +1442,14 @@
                 <w:rFonts w:ascii="Times New Roman" w:hAnsi="Times New Roman"/>
                 <w:sz w:val="20"/>
               </w:rPr>
-              <w:t>[Describe your key responsibility or achievement here</w:t>
-            </w:r>
-            <w:r>
-              <w:rPr>
-                <w:rFonts w:ascii="Times New Roman" w:hAnsi="Times New Roman"/>
-                <w:sz w:val="20"/>
-              </w:rPr>
-              <w:t xml:space="preserve"> L-B1</w:t>
+              <w:t>[</w:t>
+            </w:r>
+            <w:r>
+              <w:rPr>
+                <w:rFonts w:ascii="Times New Roman" w:hAnsi="Times New Roman"/>
+                <w:sz w:val="20"/>
+              </w:rPr>
+              <w:t>L-B1</w:t>
             </w:r>
             <w:r>
               <w:rPr>
@@ -1465,14 +1479,14 @@
                 <w:rFonts w:ascii="Times New Roman" w:hAnsi="Times New Roman"/>
                 <w:sz w:val="20"/>
               </w:rPr>
-              <w:t>[Describe your key responsibility or achievement here</w:t>
-            </w:r>
-            <w:r>
-              <w:rPr>
-                <w:rFonts w:ascii="Times New Roman" w:hAnsi="Times New Roman"/>
-                <w:sz w:val="20"/>
-              </w:rPr>
-              <w:t xml:space="preserve"> L-B2</w:t>
+              <w:t>[</w:t>
+            </w:r>
+            <w:r>
+              <w:rPr>
+                <w:rFonts w:ascii="Times New Roman" w:hAnsi="Times New Roman"/>
+                <w:sz w:val="20"/>
+              </w:rPr>
+              <w:t>L-B2</w:t>
             </w:r>
             <w:r>
               <w:rPr>
@@ -1502,14 +1516,14 @@
                 <w:rFonts w:ascii="Times New Roman" w:hAnsi="Times New Roman"/>
                 <w:sz w:val="20"/>
               </w:rPr>
-              <w:t>[Describe your key responsibility or achievement here</w:t>
-            </w:r>
-            <w:r>
-              <w:rPr>
-                <w:rFonts w:ascii="Times New Roman" w:hAnsi="Times New Roman"/>
-                <w:sz w:val="20"/>
-              </w:rPr>
-              <w:t xml:space="preserve"> L-B3</w:t>
+              <w:t>[</w:t>
+            </w:r>
+            <w:r>
+              <w:rPr>
+                <w:rFonts w:ascii="Times New Roman" w:hAnsi="Times New Roman"/>
+                <w:sz w:val="20"/>
+              </w:rPr>
+              <w:t>L-B3</w:t>
             </w:r>
             <w:r>
               <w:rPr>
@@ -1822,7 +1836,21 @@
                 <w:rFonts w:ascii="Times New Roman" w:hAnsi="Times New Roman"/>
                 <w:sz w:val="20"/>
               </w:rPr>
-              <w:t>[Relevant coursework here]</w:t>
+              <w:t>[</w:t>
+            </w:r>
+            <w:r>
+              <w:rPr>
+                <w:rFonts w:ascii="Times New Roman" w:hAnsi="Times New Roman"/>
+                <w:sz w:val="20"/>
+              </w:rPr>
+              <w:t>COURSEWORK</w:t>
+            </w:r>
+            <w:r>
+              <w:rPr>
+                <w:rFonts w:ascii="Times New Roman" w:hAnsi="Times New Roman"/>
+                <w:sz w:val="20"/>
+              </w:rPr>
+              <w:t>]</w:t>
             </w:r>
           </w:p>
           <w:p>
@@ -2244,31 +2272,6 @@
                 <w:sz w:val="20"/>
                 <w:szCs w:val="20"/>
               </w:rPr>
-              <w:t>Certifications:</w:t>
-            </w:r>
-          </w:p>
-          <w:p>
-            <w:pPr>
-              <w:pStyle w:val="NoSpacing1"/>
-              <w:spacing w:after="60" w:line="264" w:lineRule="auto"/>
-              <w:rPr>
-                <w:rFonts w:ascii="Times New Roman" w:hAnsi="Times New Roman"/>
-                <w:b/>
-                <w:bCs/>
-                <w:i/>
-                <w:sz w:val="20"/>
-                <w:szCs w:val="20"/>
-              </w:rPr>
-            </w:pPr>
-            <w:r>
-              <w:rPr>
-                <w:rFonts w:ascii="Times New Roman" w:hAnsi="Times New Roman"/>
-                <w:b/>
-                <w:bCs/>
-                <w:i/>
-                <w:sz w:val="20"/>
-                <w:szCs w:val="20"/>
-              </w:rPr>
               <w:t>Interests:</w:t>
             </w:r>
           </w:p>
@@ -2477,26 +2480,23 @@
                 <w:sz w:val="20"/>
                 <w:szCs w:val="20"/>
               </w:rPr>
-              <w:t>[Relevant software here]</w:t>
-            </w:r>
-          </w:p>
-          <w:p>
-            <w:pPr>
-              <w:pStyle w:val="NoSpacing1"/>
-              <w:spacing w:after="60" w:line="264" w:lineRule="auto"/>
-              <w:rPr>
-                <w:rFonts w:ascii="Times New Roman" w:hAnsi="Times New Roman"/>
-                <w:sz w:val="20"/>
-                <w:szCs w:val="20"/>
-              </w:rPr>
-            </w:pPr>
-            <w:r>
-              <w:rPr>
-                <w:rFonts w:ascii="Times New Roman" w:hAnsi="Times New Roman"/>
-                <w:sz w:val="20"/>
-                <w:szCs w:val="20"/>
-              </w:rPr>
-              <w:t>Candidate for the CFA Level I exam – November 2025 session</w:t>
+              <w:t>[</w:t>
+            </w:r>
+            <w:r>
+              <w:rPr>
+                <w:rFonts w:ascii="Times New Roman" w:hAnsi="Times New Roman"/>
+                <w:sz w:val="20"/>
+                <w:szCs w:val="20"/>
+              </w:rPr>
+              <w:t>SOFTWARE</w:t>
+            </w:r>
+            <w:r>
+              <w:rPr>
+                <w:rFonts w:ascii="Times New Roman" w:hAnsi="Times New Roman"/>
+                <w:sz w:val="20"/>
+                <w:szCs w:val="20"/>
+              </w:rPr>
+              <w:t>]</w:t>
             </w:r>
           </w:p>
           <w:p>
